--- a/Lab01/Rizhenko_Jan_IPZ-23-1_Lab01.docx
+++ b/Lab01/Rizhenko_Jan_IPZ-23-1_Lab01.docx
@@ -1095,7 +1095,6 @@
         <w:t xml:space="preserve">var app = </w:t>
       </w:r>
       <w:proofErr w:type="spellStart"/>
-      <w:proofErr w:type="gramStart"/>
       <w:r>
         <w:rPr>
           <w:sz w:val="17"/>
@@ -1105,7 +1104,6 @@
         <w:t>builder.Build</w:t>
       </w:r>
       <w:proofErr w:type="spellEnd"/>
-      <w:proofErr w:type="gramEnd"/>
       <w:r>
         <w:rPr>
           <w:sz w:val="17"/>
@@ -1126,7 +1124,6 @@
         </w:rPr>
       </w:pPr>
       <w:proofErr w:type="spellStart"/>
-      <w:proofErr w:type="gramStart"/>
       <w:r>
         <w:rPr>
           <w:sz w:val="17"/>
@@ -1136,7 +1133,6 @@
         <w:t>app.MapGet</w:t>
       </w:r>
       <w:proofErr w:type="spellEnd"/>
-      <w:proofErr w:type="gramEnd"/>
       <w:r>
         <w:rPr>
           <w:sz w:val="17"/>
@@ -1157,7 +1153,6 @@
         </w:rPr>
       </w:pPr>
       <w:proofErr w:type="spellStart"/>
-      <w:proofErr w:type="gramStart"/>
       <w:r>
         <w:rPr>
           <w:sz w:val="17"/>
@@ -1167,7 +1162,6 @@
         <w:t>app.MapGet</w:t>
       </w:r>
       <w:proofErr w:type="spellEnd"/>
-      <w:proofErr w:type="gramEnd"/>
       <w:r>
         <w:rPr>
           <w:sz w:val="17"/>
@@ -1177,7 +1171,6 @@
         <w:t xml:space="preserve">("/time", () =&gt; </w:t>
       </w:r>
       <w:proofErr w:type="spellStart"/>
-      <w:proofErr w:type="gramStart"/>
       <w:r>
         <w:rPr>
           <w:sz w:val="17"/>
@@ -1187,7 +1180,6 @@
         <w:t>DateTime.Now.ToString</w:t>
       </w:r>
       <w:proofErr w:type="spellEnd"/>
-      <w:proofErr w:type="gramEnd"/>
       <w:r>
         <w:rPr>
           <w:sz w:val="17"/>
@@ -1221,19 +1213,9 @@
           <w:szCs w:val="17"/>
           <w:lang w:val="en-US"/>
         </w:rPr>
-        <w:t>HH:</w:t>
-      </w:r>
-      <w:proofErr w:type="gramStart"/>
-      <w:r>
-        <w:rPr>
-          <w:sz w:val="17"/>
-          <w:szCs w:val="17"/>
-          <w:lang w:val="en-US"/>
-        </w:rPr>
-        <w:t>mm:ss</w:t>
+        <w:t>HH:mm:ss</w:t>
       </w:r>
       <w:proofErr w:type="spellEnd"/>
-      <w:proofErr w:type="gramEnd"/>
       <w:r>
         <w:rPr>
           <w:sz w:val="17"/>
@@ -1255,7 +1237,6 @@
         </w:rPr>
       </w:pPr>
       <w:proofErr w:type="spellStart"/>
-      <w:proofErr w:type="gramStart"/>
       <w:r>
         <w:rPr>
           <w:sz w:val="17"/>
@@ -1265,7 +1246,6 @@
         <w:t>app.Run</w:t>
       </w:r>
       <w:proofErr w:type="spellEnd"/>
-      <w:proofErr w:type="gramEnd"/>
       <w:r>
         <w:rPr>
           <w:sz w:val="17"/>
@@ -1673,7 +1653,6 @@
         <w:t xml:space="preserve">using </w:t>
       </w:r>
       <w:proofErr w:type="spellStart"/>
-      <w:proofErr w:type="gramStart"/>
       <w:r>
         <w:rPr>
           <w:sz w:val="15"/>
@@ -1683,7 +1662,6 @@
         <w:t>Microsoft.AspNetCore.Mvc</w:t>
       </w:r>
       <w:proofErr w:type="spellEnd"/>
-      <w:proofErr w:type="gramEnd"/>
       <w:r>
         <w:rPr>
           <w:sz w:val="15"/>
@@ -1828,46 +1806,9 @@
           <w:szCs w:val="15"/>
           <w:lang w:val="en-US"/>
         </w:rPr>
-        <w:t xml:space="preserve"> </w:t>
-      </w:r>
-      <w:proofErr w:type="gramStart"/>
-      <w:r>
-        <w:rPr>
-          <w:sz w:val="15"/>
-          <w:szCs w:val="15"/>
-          <w:lang w:val="en-US"/>
-        </w:rPr>
-        <w:t>{ get</w:t>
-      </w:r>
-      <w:proofErr w:type="gramEnd"/>
-      <w:r>
-        <w:rPr>
-          <w:sz w:val="15"/>
-          <w:szCs w:val="15"/>
-          <w:lang w:val="en-US"/>
-        </w:rPr>
-        <w:t>; set</w:t>
-      </w:r>
-      <w:proofErr w:type="gramStart"/>
-      <w:r>
-        <w:rPr>
-          <w:sz w:val="15"/>
-          <w:szCs w:val="15"/>
-          <w:lang w:val="en-US"/>
-        </w:rPr>
-        <w:t>; }</w:t>
-      </w:r>
-      <w:proofErr w:type="gramEnd"/>
-      <w:r>
-        <w:rPr>
-          <w:sz w:val="15"/>
-          <w:szCs w:val="15"/>
-          <w:lang w:val="en-US"/>
-        </w:rPr>
-        <w:t xml:space="preserve"> = </w:t>
+        <w:t xml:space="preserve"> { get; set; } = </w:t>
       </w:r>
       <w:proofErr w:type="spellStart"/>
-      <w:proofErr w:type="gramStart"/>
       <w:r>
         <w:rPr>
           <w:sz w:val="15"/>
@@ -1877,7 +1818,6 @@
         <w:t>string.Empty</w:t>
       </w:r>
       <w:proofErr w:type="spellEnd"/>
-      <w:proofErr w:type="gramEnd"/>
       <w:r>
         <w:rPr>
           <w:sz w:val="15"/>
@@ -1902,46 +1842,9 @@
           <w:szCs w:val="15"/>
           <w:lang w:val="en-US"/>
         </w:rPr>
-        <w:t xml:space="preserve">    public string Topic </w:t>
-      </w:r>
-      <w:proofErr w:type="gramStart"/>
-      <w:r>
-        <w:rPr>
-          <w:sz w:val="15"/>
-          <w:szCs w:val="15"/>
-          <w:lang w:val="en-US"/>
-        </w:rPr>
-        <w:t>{ get</w:t>
-      </w:r>
-      <w:proofErr w:type="gramEnd"/>
-      <w:r>
-        <w:rPr>
-          <w:sz w:val="15"/>
-          <w:szCs w:val="15"/>
-          <w:lang w:val="en-US"/>
-        </w:rPr>
-        <w:t>; set</w:t>
-      </w:r>
-      <w:proofErr w:type="gramStart"/>
-      <w:r>
-        <w:rPr>
-          <w:sz w:val="15"/>
-          <w:szCs w:val="15"/>
-          <w:lang w:val="en-US"/>
-        </w:rPr>
-        <w:t>; }</w:t>
-      </w:r>
-      <w:proofErr w:type="gramEnd"/>
-      <w:r>
-        <w:rPr>
-          <w:sz w:val="15"/>
-          <w:szCs w:val="15"/>
-          <w:lang w:val="en-US"/>
-        </w:rPr>
-        <w:t xml:space="preserve"> = </w:t>
+        <w:t xml:space="preserve">    public string Topic { get; set; } = </w:t>
       </w:r>
       <w:proofErr w:type="spellStart"/>
-      <w:proofErr w:type="gramStart"/>
       <w:r>
         <w:rPr>
           <w:sz w:val="15"/>
@@ -1951,7 +1854,6 @@
         <w:t>string.Empty</w:t>
       </w:r>
       <w:proofErr w:type="spellEnd"/>
-      <w:proofErr w:type="gramEnd"/>
       <w:r>
         <w:rPr>
           <w:sz w:val="15"/>
@@ -1976,46 +1878,9 @@
           <w:szCs w:val="15"/>
           <w:lang w:val="en-US"/>
         </w:rPr>
-        <w:t xml:space="preserve">    public string Goal </w:t>
-      </w:r>
-      <w:proofErr w:type="gramStart"/>
-      <w:r>
-        <w:rPr>
-          <w:sz w:val="15"/>
-          <w:szCs w:val="15"/>
-          <w:lang w:val="en-US"/>
-        </w:rPr>
-        <w:t>{ get</w:t>
-      </w:r>
-      <w:proofErr w:type="gramEnd"/>
-      <w:r>
-        <w:rPr>
-          <w:sz w:val="15"/>
-          <w:szCs w:val="15"/>
-          <w:lang w:val="en-US"/>
-        </w:rPr>
-        <w:t>; set</w:t>
-      </w:r>
-      <w:proofErr w:type="gramStart"/>
-      <w:r>
-        <w:rPr>
-          <w:sz w:val="15"/>
-          <w:szCs w:val="15"/>
-          <w:lang w:val="en-US"/>
-        </w:rPr>
-        <w:t>; }</w:t>
-      </w:r>
-      <w:proofErr w:type="gramEnd"/>
-      <w:r>
-        <w:rPr>
-          <w:sz w:val="15"/>
-          <w:szCs w:val="15"/>
-          <w:lang w:val="en-US"/>
-        </w:rPr>
-        <w:t xml:space="preserve"> = </w:t>
+        <w:t xml:space="preserve">    public string Goal { get; set; } = </w:t>
       </w:r>
       <w:proofErr w:type="spellStart"/>
-      <w:proofErr w:type="gramStart"/>
       <w:r>
         <w:rPr>
           <w:sz w:val="15"/>
@@ -2025,7 +1890,6 @@
         <w:t>string.Empty</w:t>
       </w:r>
       <w:proofErr w:type="spellEnd"/>
-      <w:proofErr w:type="gramEnd"/>
       <w:r>
         <w:rPr>
           <w:sz w:val="15"/>
@@ -2068,46 +1932,9 @@
           <w:szCs w:val="15"/>
           <w:lang w:val="en-US"/>
         </w:rPr>
-        <w:t xml:space="preserve"> </w:t>
-      </w:r>
-      <w:proofErr w:type="gramStart"/>
-      <w:r>
-        <w:rPr>
-          <w:sz w:val="15"/>
-          <w:szCs w:val="15"/>
-          <w:lang w:val="en-US"/>
-        </w:rPr>
-        <w:t>{ get</w:t>
-      </w:r>
-      <w:proofErr w:type="gramEnd"/>
-      <w:r>
-        <w:rPr>
-          <w:sz w:val="15"/>
-          <w:szCs w:val="15"/>
-          <w:lang w:val="en-US"/>
-        </w:rPr>
-        <w:t>; set</w:t>
-      </w:r>
-      <w:proofErr w:type="gramStart"/>
-      <w:r>
-        <w:rPr>
-          <w:sz w:val="15"/>
-          <w:szCs w:val="15"/>
-          <w:lang w:val="en-US"/>
-        </w:rPr>
-        <w:t>; }</w:t>
-      </w:r>
-      <w:proofErr w:type="gramEnd"/>
-      <w:r>
-        <w:rPr>
-          <w:sz w:val="15"/>
-          <w:szCs w:val="15"/>
-          <w:lang w:val="en-US"/>
-        </w:rPr>
-        <w:t xml:space="preserve"> = </w:t>
+        <w:t xml:space="preserve"> { get; set; } = </w:t>
       </w:r>
       <w:proofErr w:type="spellStart"/>
-      <w:proofErr w:type="gramStart"/>
       <w:r>
         <w:rPr>
           <w:sz w:val="15"/>
@@ -2117,7 +1944,6 @@
         <w:t>string.Empty</w:t>
       </w:r>
       <w:proofErr w:type="spellEnd"/>
-      <w:proofErr w:type="gramEnd"/>
       <w:r>
         <w:rPr>
           <w:sz w:val="15"/>
@@ -2173,7 +1999,6 @@
         <w:t xml:space="preserve">public class </w:t>
       </w:r>
       <w:proofErr w:type="spellStart"/>
-      <w:proofErr w:type="gramStart"/>
       <w:r>
         <w:rPr>
           <w:sz w:val="15"/>
@@ -2189,16 +2014,7 @@
           <w:szCs w:val="15"/>
           <w:lang w:val="en-US"/>
         </w:rPr>
-        <w:t xml:space="preserve"> :</w:t>
-      </w:r>
-      <w:proofErr w:type="gramEnd"/>
-      <w:r>
-        <w:rPr>
-          <w:sz w:val="15"/>
-          <w:szCs w:val="15"/>
-          <w:lang w:val="en-US"/>
-        </w:rPr>
-        <w:t xml:space="preserve"> Controller</w:t>
+        <w:t xml:space="preserve"> : Controller</w:t>
       </w:r>
     </w:p>
     <w:p>
@@ -2252,25 +2068,7 @@
           <w:szCs w:val="15"/>
           <w:lang w:val="en-US"/>
         </w:rPr>
-        <w:t xml:space="preserve"> </w:t>
-      </w:r>
-      <w:proofErr w:type="gramStart"/>
-      <w:r>
-        <w:rPr>
-          <w:sz w:val="15"/>
-          <w:szCs w:val="15"/>
-          <w:lang w:val="en-US"/>
-        </w:rPr>
-        <w:t>Info(</w:t>
-      </w:r>
-      <w:proofErr w:type="gramEnd"/>
-      <w:r>
-        <w:rPr>
-          <w:sz w:val="15"/>
-          <w:szCs w:val="15"/>
-          <w:lang w:val="en-US"/>
-        </w:rPr>
-        <w:t>)</w:t>
+        <w:t xml:space="preserve"> Info()</w:t>
       </w:r>
     </w:p>
     <w:p>
@@ -6568,10 +6366,11 @@
       <w:r>
         <w:rPr>
           <w:iCs/>
+          <w:noProof/>
           <w:sz w:val="24"/>
           <w:szCs w:val="24"/>
         </w:rPr>
-        <w:t>5</w:t>
+        <w:t>1</w:t>
       </w:r>
       <w:r>
         <w:rPr>
@@ -6729,10 +6528,11 @@
       <w:r>
         <w:rPr>
           <w:iCs/>
+          <w:noProof/>
           <w:sz w:val="24"/>
           <w:szCs w:val="24"/>
         </w:rPr>
-        <w:t>6</w:t>
+        <w:t>2</w:t>
       </w:r>
       <w:r>
         <w:rPr>
@@ -6883,10 +6683,11 @@
       <w:r>
         <w:rPr>
           <w:iCs/>
+          <w:noProof/>
           <w:sz w:val="24"/>
           <w:szCs w:val="24"/>
         </w:rPr>
-        <w:t>7</w:t>
+        <w:t>3</w:t>
       </w:r>
       <w:r>
         <w:rPr>
@@ -7014,10 +6815,11 @@
       <w:r>
         <w:rPr>
           <w:iCs/>
+          <w:noProof/>
           <w:sz w:val="24"/>
           <w:szCs w:val="24"/>
         </w:rPr>
-        <w:t>8</w:t>
+        <w:t>4</w:t>
       </w:r>
       <w:r>
         <w:rPr>
@@ -7056,12 +6858,20 @@
       <w:pPr>
         <w:pStyle w:val="ZIKSMAINTEXT"/>
         <w:rPr>
-          <w:lang w:val="en-US"/>
+          <w:lang w:val="ru-RU"/>
         </w:rPr>
       </w:pPr>
       <w:r>
         <w:t xml:space="preserve">Посилання на репозиторій: </w:t>
       </w:r>
+      <w:hyperlink r:id="rId20" w:history="1">
+        <w:r>
+          <w:rPr>
+            <w:rStyle w:val="Hyperlink"/>
+          </w:rPr>
+          <w:t>https://github.com/JanRizhenko/ASP.NET-course</w:t>
+        </w:r>
+      </w:hyperlink>
     </w:p>
     <w:p>
       <w:pPr>
@@ -7125,8 +6935,8 @@
       </w:r>
     </w:p>
     <w:sectPr>
-      <w:headerReference w:type="default" r:id="rId20"/>
-      <w:headerReference w:type="first" r:id="rId21"/>
+      <w:headerReference w:type="default" r:id="rId21"/>
+      <w:headerReference w:type="first" r:id="rId22"/>
       <w:type w:val="continuous"/>
       <w:pgSz w:w="11906" w:h="16838"/>
       <w:pgMar w:top="567" w:right="567" w:bottom="1418" w:left="1418" w:header="709" w:footer="709" w:gutter="0"/>
